--- a/policies/build/rewrite_reference/HCO_AAC_5_v2_REWRITE_DRAFT.docx
+++ b/policies/build/rewrite_reference/HCO_AAC_5_v2_REWRITE_DRAFT.docx
@@ -309,7 +309,7 @@
         <w:pStyle w:val="ListBullet"/>
       </w:pPr>
       <w:r>
-        <w:t>AAC.4 owns initial assessment and creation of the care plan; this policy owns monitoring and modifying that plan at re-assessment.</w:t>
+        <w:t>Initial assessment and creation of the care plan are covered in other hospital policies; this policy owns monitoring and modifying that plan at re-assessment.</w:t>
       </w:r>
     </w:p>
     <w:p>
@@ -317,7 +317,7 @@
         <w:pStyle w:val="ListBullet"/>
       </w:pPr>
       <w:r>
-        <w:t>AAC.12 owns the discharge process; this policy owns re-assessment that informs the decision to discharge.</w:t>
+        <w:t>The discharge process is covered in other hospital policies; this policy owns re-assessment that informs the decision to discharge.</w:t>
       </w:r>
     </w:p>
     <w:p>
@@ -325,7 +325,7 @@
         <w:pStyle w:val="ListBullet"/>
       </w:pPr>
       <w:r>
-        <w:t>COP.5 / COP.6 own related clinical emergency and acute-care pathways named in the guidebook correlation; this policy owns early-warning identification and escalation under AAC.5.e.</w:t>
+        <w:t>Related clinical emergency and acute-care pathways are covered in other hospital policies; this policy owns early-warning identification and escalation.</w:t>
       </w:r>
     </w:p>
     <w:p>
@@ -333,7 +333,7 @@
         <w:pStyle w:val="ListBullet"/>
       </w:pPr>
       <w:r>
-        <w:t>HRM.1 / HRM.5 own staffing competence and related HR elements named in the guidebook correlation; this policy requires trained staff to use early-warning parameters, not the full HRM programme.</w:t>
+        <w:t>Staffing competence and related HR elements are covered in other hospital policies; this policy requires trained staff to use early-warning parameters, not the full HR programme.</w:t>
       </w:r>
     </w:p>
     <w:p>
@@ -1673,15 +1673,7 @@
         <w:pStyle w:val="ListBullet"/>
       </w:pPr>
       <w:r>
-        <w:t>Correlated standards named in the guidebook interpretation: COP.5; COP.6; HRM.1; HRM.5.</w:t>
-      </w:r>
-    </w:p>
-    <w:p>
-      <w:pPr>
-        <w:pStyle w:val="ListBullet"/>
-      </w:pPr>
-      <w:r>
-        <w:t>Internal documents of «Hospital Name»: re-assessment interval guidance by area; early-warning / track-and-trigger guideline; care-plan modification method; AAC.4 initial-assessment policy; related COP and HRM policies.</w:t>
+        <w:t>Correlated clinical emergency and staffing standards are covered in other hospital policies.</w:t>
       </w:r>
     </w:p>
     <w:p>
